--- a/data/demo-documents/engagement-letter.docx
+++ b/data/demo-documents/engagement-letter.docx
@@ -4,7 +4,7 @@
   <w:body>
     <w:p>
       <w:r>
-        <w:t xml:space="preserve">Sterling Vance LLP</w:t>
+        <w:t xml:space="preserve">Sovereign Apex Legal LLP</w:t>
       </w:r>
     </w:p>
     <w:p>
